--- a/HOMEWORK/WEEK_8/ML_HW8-RBF_02_26S.docx
+++ b/HOMEWORK/WEEK_8/ML_HW8-RBF_02_26S.docx
@@ -420,6 +420,160 @@
     </w:p>
     <w:p>
       <w:pPr>
+        <w:spacing w:after="123" w:line="249" w:lineRule="auto"/>
+        <w:ind w:left="705"/>
+      </w:pPr>
+      <w:r>
+        <w:rPr>
+          <w:rFonts w:ascii="Times New Roman" w:eastAsia="Times New Roman" w:hAnsi="Times New Roman" w:cs="Times New Roman"/>
+          <w:color w:val="323232"/>
+          <w:sz w:val="24"/>
+        </w:rPr>
+        <w:t xml:space="preserve">The box constraints and gamma are listed below in the image. </w:t>
+      </w:r>
+      <w:r>
+        <w:rPr>
+          <w:noProof/>
+        </w:rPr>
+        <w:drawing>
+          <wp:inline distT="0" distB="0" distL="0" distR="0" wp14:anchorId="400B995C" wp14:editId="04445333">
+            <wp:extent cx="5487670" cy="2211070"/>
+            <wp:effectExtent l="0" t="0" r="0" b="0"/>
+            <wp:docPr id="402749562" name="Picture 1"/>
+            <wp:cNvGraphicFramePr>
+              <a:graphicFrameLocks xmlns:a="http://schemas.openxmlformats.org/drawingml/2006/main" noChangeAspect="1"/>
+            </wp:cNvGraphicFramePr>
+            <a:graphic xmlns:a="http://schemas.openxmlformats.org/drawingml/2006/main">
+              <a:graphicData uri="http://schemas.openxmlformats.org/drawingml/2006/picture">
+                <pic:pic xmlns:pic="http://schemas.openxmlformats.org/drawingml/2006/picture">
+                  <pic:nvPicPr>
+                    <pic:cNvPr id="402749562" name="Picture 402749562"/>
+                    <pic:cNvPicPr/>
+                  </pic:nvPicPr>
+                  <pic:blipFill>
+                    <a:blip r:embed="rId5" cstate="print">
+                      <a:extLst>
+                        <a:ext uri="{28A0092B-C50C-407E-A947-70E740481C1C}">
+                          <a14:useLocalDpi xmlns:a14="http://schemas.microsoft.com/office/drawing/2010/main" val="0"/>
+                        </a:ext>
+                      </a:extLst>
+                    </a:blip>
+                    <a:stretch>
+                      <a:fillRect/>
+                    </a:stretch>
+                  </pic:blipFill>
+                  <pic:spPr>
+                    <a:xfrm>
+                      <a:off x="0" y="0"/>
+                      <a:ext cx="5487670" cy="2211070"/>
+                    </a:xfrm>
+                    <a:prstGeom prst="rect">
+                      <a:avLst/>
+                    </a:prstGeom>
+                  </pic:spPr>
+                </pic:pic>
+              </a:graphicData>
+            </a:graphic>
+          </wp:inline>
+        </w:drawing>
+      </w:r>
+      <w:r>
+        <w:rPr>
+          <w:noProof/>
+        </w:rPr>
+        <w:lastRenderedPageBreak/>
+        <w:drawing>
+          <wp:inline distT="0" distB="0" distL="0" distR="0" wp14:anchorId="0276F972" wp14:editId="5EA8940B">
+            <wp:extent cx="5487670" cy="5379085"/>
+            <wp:effectExtent l="0" t="0" r="0" b="5715"/>
+            <wp:docPr id="776084786" name="Picture 2" descr="A screenshot of a computer program&#10;&#10;AI-generated content may be incorrect."/>
+            <wp:cNvGraphicFramePr>
+              <a:graphicFrameLocks xmlns:a="http://schemas.openxmlformats.org/drawingml/2006/main" noChangeAspect="1"/>
+            </wp:cNvGraphicFramePr>
+            <a:graphic xmlns:a="http://schemas.openxmlformats.org/drawingml/2006/main">
+              <a:graphicData uri="http://schemas.openxmlformats.org/drawingml/2006/picture">
+                <pic:pic xmlns:pic="http://schemas.openxmlformats.org/drawingml/2006/picture">
+                  <pic:nvPicPr>
+                    <pic:cNvPr id="776084786" name="Picture 2" descr="A screenshot of a computer program&#10;&#10;AI-generated content may be incorrect."/>
+                    <pic:cNvPicPr/>
+                  </pic:nvPicPr>
+                  <pic:blipFill>
+                    <a:blip r:embed="rId6" cstate="print">
+                      <a:extLst>
+                        <a:ext uri="{28A0092B-C50C-407E-A947-70E740481C1C}">
+                          <a14:useLocalDpi xmlns:a14="http://schemas.microsoft.com/office/drawing/2010/main" val="0"/>
+                        </a:ext>
+                      </a:extLst>
+                    </a:blip>
+                    <a:stretch>
+                      <a:fillRect/>
+                    </a:stretch>
+                  </pic:blipFill>
+                  <pic:spPr>
+                    <a:xfrm>
+                      <a:off x="0" y="0"/>
+                      <a:ext cx="5487670" cy="5379085"/>
+                    </a:xfrm>
+                    <a:prstGeom prst="rect">
+                      <a:avLst/>
+                    </a:prstGeom>
+                  </pic:spPr>
+                </pic:pic>
+              </a:graphicData>
+            </a:graphic>
+          </wp:inline>
+        </w:drawing>
+      </w:r>
+      <w:r>
+        <w:rPr>
+          <w:noProof/>
+        </w:rPr>
+        <w:lastRenderedPageBreak/>
+        <w:drawing>
+          <wp:inline distT="0" distB="0" distL="0" distR="0" wp14:anchorId="518DD9EA" wp14:editId="2C51E466">
+            <wp:extent cx="2997200" cy="3835400"/>
+            <wp:effectExtent l="0" t="0" r="0" b="0"/>
+            <wp:docPr id="594447769" name="Picture 3" descr="A screenshot of a computer program&#10;&#10;AI-generated content may be incorrect."/>
+            <wp:cNvGraphicFramePr>
+              <a:graphicFrameLocks xmlns:a="http://schemas.openxmlformats.org/drawingml/2006/main" noChangeAspect="1"/>
+            </wp:cNvGraphicFramePr>
+            <a:graphic xmlns:a="http://schemas.openxmlformats.org/drawingml/2006/main">
+              <a:graphicData uri="http://schemas.openxmlformats.org/drawingml/2006/picture">
+                <pic:pic xmlns:pic="http://schemas.openxmlformats.org/drawingml/2006/picture">
+                  <pic:nvPicPr>
+                    <pic:cNvPr id="594447769" name="Picture 3" descr="A screenshot of a computer program&#10;&#10;AI-generated content may be incorrect."/>
+                    <pic:cNvPicPr/>
+                  </pic:nvPicPr>
+                  <pic:blipFill>
+                    <a:blip r:embed="rId7">
+                      <a:extLst>
+                        <a:ext uri="{28A0092B-C50C-407E-A947-70E740481C1C}">
+                          <a14:useLocalDpi xmlns:a14="http://schemas.microsoft.com/office/drawing/2010/main" val="0"/>
+                        </a:ext>
+                      </a:extLst>
+                    </a:blip>
+                    <a:stretch>
+                      <a:fillRect/>
+                    </a:stretch>
+                  </pic:blipFill>
+                  <pic:spPr>
+                    <a:xfrm>
+                      <a:off x="0" y="0"/>
+                      <a:ext cx="2997200" cy="3835400"/>
+                    </a:xfrm>
+                    <a:prstGeom prst="rect">
+                      <a:avLst/>
+                    </a:prstGeom>
+                  </pic:spPr>
+                </pic:pic>
+              </a:graphicData>
+            </a:graphic>
+          </wp:inline>
+        </w:drawing>
+      </w:r>
+    </w:p>
+    <w:p>
+      <w:pPr>
         <w:numPr>
           <w:ilvl w:val="0"/>
           <w:numId w:val="1"/>
@@ -435,6 +589,129 @@
         </w:rPr>
         <w:t xml:space="preserve">What is the accuracy, Precision, Recall, and F-score for each class prediction under each of your above experiments? </w:t>
       </w:r>
+      <w:r>
+        <w:rPr>
+          <w:rFonts w:ascii="Times New Roman" w:eastAsia="Times New Roman" w:hAnsi="Times New Roman" w:cs="Times New Roman"/>
+          <w:color w:val="323232"/>
+          <w:sz w:val="24"/>
+        </w:rPr>
+        <w:t xml:space="preserve">All values of the </w:t>
+      </w:r>
+      <w:r>
+        <w:rPr>
+          <w:rFonts w:ascii="Times New Roman" w:eastAsia="Times New Roman" w:hAnsi="Times New Roman" w:cs="Times New Roman"/>
+          <w:color w:val="323232"/>
+          <w:sz w:val="24"/>
+        </w:rPr>
+        <w:t>accuracy, Precision, Recall, and F-score</w:t>
+      </w:r>
+      <w:r>
+        <w:rPr>
+          <w:rFonts w:ascii="Times New Roman" w:eastAsia="Times New Roman" w:hAnsi="Times New Roman" w:cs="Times New Roman"/>
+          <w:color w:val="323232"/>
+          <w:sz w:val="24"/>
+        </w:rPr>
+        <w:t xml:space="preserve"> are below in the second image. </w:t>
+      </w:r>
+    </w:p>
+    <w:p>
+      <w:pPr>
+        <w:spacing w:after="123" w:line="249" w:lineRule="auto"/>
+        <w:ind w:left="705"/>
+      </w:pPr>
+      <w:r>
+        <w:rPr>
+          <w:noProof/>
+        </w:rPr>
+        <w:lastRenderedPageBreak/>
+        <w:drawing>
+          <wp:inline distT="0" distB="0" distL="0" distR="0" wp14:anchorId="58BE6B91" wp14:editId="09AD8AC8">
+            <wp:extent cx="5487670" cy="4579620"/>
+            <wp:effectExtent l="0" t="0" r="0" b="5080"/>
+            <wp:docPr id="85295544" name="Picture 4"/>
+            <wp:cNvGraphicFramePr>
+              <a:graphicFrameLocks xmlns:a="http://schemas.openxmlformats.org/drawingml/2006/main" noChangeAspect="1"/>
+            </wp:cNvGraphicFramePr>
+            <a:graphic xmlns:a="http://schemas.openxmlformats.org/drawingml/2006/main">
+              <a:graphicData uri="http://schemas.openxmlformats.org/drawingml/2006/picture">
+                <pic:pic xmlns:pic="http://schemas.openxmlformats.org/drawingml/2006/picture">
+                  <pic:nvPicPr>
+                    <pic:cNvPr id="85295544" name="Picture 85295544"/>
+                    <pic:cNvPicPr/>
+                  </pic:nvPicPr>
+                  <pic:blipFill>
+                    <a:blip r:embed="rId8" cstate="print">
+                      <a:extLst>
+                        <a:ext uri="{28A0092B-C50C-407E-A947-70E740481C1C}">
+                          <a14:useLocalDpi xmlns:a14="http://schemas.microsoft.com/office/drawing/2010/main" val="0"/>
+                        </a:ext>
+                      </a:extLst>
+                    </a:blip>
+                    <a:stretch>
+                      <a:fillRect/>
+                    </a:stretch>
+                  </pic:blipFill>
+                  <pic:spPr>
+                    <a:xfrm>
+                      <a:off x="0" y="0"/>
+                      <a:ext cx="5487670" cy="4579620"/>
+                    </a:xfrm>
+                    <a:prstGeom prst="rect">
+                      <a:avLst/>
+                    </a:prstGeom>
+                  </pic:spPr>
+                </pic:pic>
+              </a:graphicData>
+            </a:graphic>
+          </wp:inline>
+        </w:drawing>
+      </w:r>
+      <w:r>
+        <w:rPr>
+          <w:noProof/>
+        </w:rPr>
+        <w:drawing>
+          <wp:inline distT="0" distB="0" distL="0" distR="0" wp14:anchorId="3B0DC27A" wp14:editId="6FB83A9D">
+            <wp:extent cx="5487670" cy="2568575"/>
+            <wp:effectExtent l="0" t="0" r="0" b="0"/>
+            <wp:docPr id="976457295" name="Picture 5"/>
+            <wp:cNvGraphicFramePr>
+              <a:graphicFrameLocks xmlns:a="http://schemas.openxmlformats.org/drawingml/2006/main" noChangeAspect="1"/>
+            </wp:cNvGraphicFramePr>
+            <a:graphic xmlns:a="http://schemas.openxmlformats.org/drawingml/2006/main">
+              <a:graphicData uri="http://schemas.openxmlformats.org/drawingml/2006/picture">
+                <pic:pic xmlns:pic="http://schemas.openxmlformats.org/drawingml/2006/picture">
+                  <pic:nvPicPr>
+                    <pic:cNvPr id="976457295" name="Picture 976457295"/>
+                    <pic:cNvPicPr/>
+                  </pic:nvPicPr>
+                  <pic:blipFill>
+                    <a:blip r:embed="rId9" cstate="print">
+                      <a:extLst>
+                        <a:ext uri="{28A0092B-C50C-407E-A947-70E740481C1C}">
+                          <a14:useLocalDpi xmlns:a14="http://schemas.microsoft.com/office/drawing/2010/main" val="0"/>
+                        </a:ext>
+                      </a:extLst>
+                    </a:blip>
+                    <a:stretch>
+                      <a:fillRect/>
+                    </a:stretch>
+                  </pic:blipFill>
+                  <pic:spPr>
+                    <a:xfrm>
+                      <a:off x="0" y="0"/>
+                      <a:ext cx="5487670" cy="2568575"/>
+                    </a:xfrm>
+                    <a:prstGeom prst="rect">
+                      <a:avLst/>
+                    </a:prstGeom>
+                  </pic:spPr>
+                </pic:pic>
+              </a:graphicData>
+            </a:graphic>
+          </wp:inline>
+        </w:drawing>
+      </w:r>
     </w:p>
     <w:p>
       <w:pPr>
@@ -496,6 +773,7 @@
           <w:color w:val="323232"/>
           <w:sz w:val="24"/>
         </w:rPr>
+        <w:lastRenderedPageBreak/>
         <w:t>Create an ROC curve plot for  **</w:t>
       </w:r>
       <w:r>
@@ -622,7 +900,6 @@
           <w:rFonts w:ascii="Times New Roman" w:eastAsia="Times New Roman" w:hAnsi="Times New Roman" w:cs="Times New Roman"/>
           <w:sz w:val="24"/>
         </w:rPr>
-        <w:lastRenderedPageBreak/>
         <w:t>Please print your program (</w:t>
       </w:r>
       <w:proofErr w:type="spellStart"/>

--- a/HOMEWORK/WEEK_8/ML_HW8-RBF_02_26S.docx
+++ b/HOMEWORK/WEEK_8/ML_HW8-RBF_02_26S.docx
@@ -8,13 +8,13 @@
         <w:ind w:left="-5" w:hanging="10"/>
         <w:rPr>
           <w:rFonts w:ascii="Times New Roman" w:eastAsia="Times New Roman" w:hAnsi="Times New Roman" w:cs="Times New Roman"/>
-          <w:sz w:val="20"/>
-        </w:rPr>
-      </w:pPr>
-      <w:r>
-        <w:rPr>
-          <w:rFonts w:ascii="Times New Roman" w:eastAsia="Times New Roman" w:hAnsi="Times New Roman" w:cs="Times New Roman"/>
-          <w:sz w:val="20"/>
+          <w:sz w:val="24"/>
+        </w:rPr>
+      </w:pPr>
+      <w:r>
+        <w:rPr>
+          <w:rFonts w:ascii="Times New Roman" w:eastAsia="Times New Roman" w:hAnsi="Times New Roman" w:cs="Times New Roman"/>
+          <w:sz w:val="24"/>
         </w:rPr>
         <w:t>Karan Patel</w:t>
       </w:r>
@@ -23,11 +23,15 @@
       <w:pPr>
         <w:spacing w:after="543" w:line="265" w:lineRule="auto"/>
         <w:ind w:left="-5" w:hanging="10"/>
-      </w:pPr>
-      <w:r>
-        <w:rPr>
-          <w:rFonts w:ascii="Times New Roman" w:eastAsia="Times New Roman" w:hAnsi="Times New Roman" w:cs="Times New Roman"/>
-          <w:sz w:val="20"/>
+        <w:rPr>
+          <w:rFonts w:ascii="Times New Roman" w:hAnsi="Times New Roman" w:cs="Times New Roman"/>
+          <w:sz w:val="24"/>
+        </w:rPr>
+      </w:pPr>
+      <w:r>
+        <w:rPr>
+          <w:rFonts w:ascii="Times New Roman" w:eastAsia="Times New Roman" w:hAnsi="Times New Roman" w:cs="Times New Roman"/>
+          <w:sz w:val="24"/>
         </w:rPr>
         <w:t xml:space="preserve">SEIS 763 Machine Learning  </w:t>
       </w:r>
@@ -36,12 +40,16 @@
       <w:pPr>
         <w:spacing w:after="90"/>
         <w:ind w:left="146"/>
+        <w:rPr>
+          <w:rFonts w:ascii="Times New Roman" w:hAnsi="Times New Roman" w:cs="Times New Roman"/>
+          <w:sz w:val="24"/>
+        </w:rPr>
       </w:pPr>
       <w:r>
         <w:rPr>
           <w:rFonts w:ascii="Times New Roman" w:eastAsia="Times New Roman" w:hAnsi="Times New Roman" w:cs="Times New Roman"/>
           <w:b/>
-          <w:sz w:val="28"/>
+          <w:sz w:val="24"/>
         </w:rPr>
         <w:t xml:space="preserve">Software Engineering and Data Science, SEIS 763: Machine Learning </w:t>
       </w:r>
@@ -51,12 +59,16 @@
         <w:spacing w:after="85"/>
         <w:ind w:right="2"/>
         <w:jc w:val="center"/>
+        <w:rPr>
+          <w:rFonts w:ascii="Times New Roman" w:hAnsi="Times New Roman" w:cs="Times New Roman"/>
+          <w:sz w:val="24"/>
+        </w:rPr>
       </w:pPr>
       <w:r>
         <w:rPr>
           <w:rFonts w:ascii="Times New Roman" w:eastAsia="Times New Roman" w:hAnsi="Times New Roman" w:cs="Times New Roman"/>
           <w:b/>
-          <w:sz w:val="28"/>
+          <w:sz w:val="24"/>
         </w:rPr>
         <w:t xml:space="preserve">Assignment #8 (100 points) </w:t>
       </w:r>
@@ -69,14 +81,14 @@
         <w:rPr>
           <w:rFonts w:ascii="Times New Roman" w:eastAsia="Times New Roman" w:hAnsi="Times New Roman" w:cs="Times New Roman"/>
           <w:b/>
-          <w:sz w:val="28"/>
+          <w:sz w:val="24"/>
         </w:rPr>
       </w:pPr>
       <w:r>
         <w:rPr>
           <w:rFonts w:ascii="Times New Roman" w:eastAsia="Times New Roman" w:hAnsi="Times New Roman" w:cs="Times New Roman"/>
           <w:b/>
-          <w:sz w:val="28"/>
+          <w:sz w:val="24"/>
           <w:u w:val="single" w:color="000000"/>
         </w:rPr>
         <w:t>Due Date: April 14</w:t>
@@ -85,7 +97,7 @@
         <w:rPr>
           <w:rFonts w:ascii="Times New Roman" w:eastAsia="Times New Roman" w:hAnsi="Times New Roman" w:cs="Times New Roman"/>
           <w:b/>
-          <w:sz w:val="28"/>
+          <w:sz w:val="24"/>
           <w:vertAlign w:val="superscript"/>
         </w:rPr>
         <w:t>th</w:t>
@@ -94,7 +106,7 @@
         <w:rPr>
           <w:rFonts w:ascii="Times New Roman" w:eastAsia="Times New Roman" w:hAnsi="Times New Roman" w:cs="Times New Roman"/>
           <w:b/>
-          <w:sz w:val="28"/>
+          <w:sz w:val="24"/>
         </w:rPr>
         <w:t xml:space="preserve"> </w:t>
       </w:r>
@@ -103,11 +115,19 @@
       <w:pPr>
         <w:spacing w:after="91"/>
         <w:ind w:right="1"/>
+        <w:rPr>
+          <w:rFonts w:ascii="Times New Roman" w:hAnsi="Times New Roman" w:cs="Times New Roman"/>
+          <w:sz w:val="24"/>
+        </w:rPr>
       </w:pPr>
     </w:p>
     <w:p>
       <w:pPr>
         <w:spacing w:after="0"/>
+        <w:rPr>
+          <w:rFonts w:ascii="Times New Roman" w:hAnsi="Times New Roman" w:cs="Times New Roman"/>
+          <w:sz w:val="24"/>
+        </w:rPr>
       </w:pPr>
       <w:r>
         <w:rPr>
@@ -121,6 +141,10 @@
     <w:p>
       <w:pPr>
         <w:spacing w:after="0" w:line="249" w:lineRule="auto"/>
+        <w:rPr>
+          <w:rFonts w:ascii="Times New Roman" w:hAnsi="Times New Roman" w:cs="Times New Roman"/>
+          <w:sz w:val="24"/>
+        </w:rPr>
       </w:pPr>
       <w:r>
         <w:rPr>
@@ -242,6 +266,10 @@
     <w:p>
       <w:pPr>
         <w:spacing w:after="0"/>
+        <w:rPr>
+          <w:rFonts w:ascii="Times New Roman" w:hAnsi="Times New Roman" w:cs="Times New Roman"/>
+          <w:sz w:val="24"/>
+        </w:rPr>
       </w:pPr>
       <w:r>
         <w:rPr>
@@ -255,6 +283,10 @@
     <w:p>
       <w:pPr>
         <w:spacing w:after="0" w:line="249" w:lineRule="auto"/>
+        <w:rPr>
+          <w:rFonts w:ascii="Times New Roman" w:hAnsi="Times New Roman" w:cs="Times New Roman"/>
+          <w:sz w:val="24"/>
+        </w:rPr>
       </w:pPr>
       <w:r>
         <w:rPr>
@@ -341,6 +373,10 @@
     <w:p>
       <w:pPr>
         <w:spacing w:after="0"/>
+        <w:rPr>
+          <w:rFonts w:ascii="Times New Roman" w:hAnsi="Times New Roman" w:cs="Times New Roman"/>
+          <w:sz w:val="24"/>
+        </w:rPr>
       </w:pPr>
       <w:r>
         <w:rPr>
@@ -354,6 +390,10 @@
     <w:p>
       <w:pPr>
         <w:spacing w:after="180" w:line="249" w:lineRule="auto"/>
+        <w:rPr>
+          <w:rFonts w:ascii="Times New Roman" w:hAnsi="Times New Roman" w:cs="Times New Roman"/>
+          <w:sz w:val="24"/>
+        </w:rPr>
       </w:pPr>
       <w:r>
         <w:rPr>
@@ -372,6 +412,10 @@
         </w:numPr>
         <w:spacing w:after="123" w:line="249" w:lineRule="auto"/>
         <w:ind w:hanging="360"/>
+        <w:rPr>
+          <w:rFonts w:ascii="Times New Roman" w:hAnsi="Times New Roman" w:cs="Times New Roman"/>
+          <w:sz w:val="24"/>
+        </w:rPr>
       </w:pPr>
       <w:r>
         <w:rPr>
@@ -422,6 +466,10 @@
       <w:pPr>
         <w:spacing w:after="123" w:line="249" w:lineRule="auto"/>
         <w:ind w:left="705"/>
+        <w:rPr>
+          <w:rFonts w:ascii="Times New Roman" w:hAnsi="Times New Roman" w:cs="Times New Roman"/>
+          <w:sz w:val="24"/>
+        </w:rPr>
       </w:pPr>
       <w:r>
         <w:rPr>
@@ -433,7 +481,9 @@
       </w:r>
       <w:r>
         <w:rPr>
+          <w:rFonts w:ascii="Times New Roman" w:hAnsi="Times New Roman" w:cs="Times New Roman"/>
           <w:noProof/>
+          <w:sz w:val="24"/>
         </w:rPr>
         <w:drawing>
           <wp:inline distT="0" distB="0" distL="0" distR="0" wp14:anchorId="400B995C" wp14:editId="04445333">
@@ -479,7 +529,9 @@
       </w:r>
       <w:r>
         <w:rPr>
+          <w:rFonts w:ascii="Times New Roman" w:hAnsi="Times New Roman" w:cs="Times New Roman"/>
           <w:noProof/>
+          <w:sz w:val="24"/>
         </w:rPr>
         <w:lastRenderedPageBreak/>
         <w:drawing>
@@ -526,7 +578,9 @@
       </w:r>
       <w:r>
         <w:rPr>
+          <w:rFonts w:ascii="Times New Roman" w:hAnsi="Times New Roman" w:cs="Times New Roman"/>
           <w:noProof/>
+          <w:sz w:val="24"/>
         </w:rPr>
         <w:lastRenderedPageBreak/>
         <w:drawing>
@@ -580,6 +634,10 @@
         </w:numPr>
         <w:spacing w:after="123" w:line="249" w:lineRule="auto"/>
         <w:ind w:hanging="360"/>
+        <w:rPr>
+          <w:rFonts w:ascii="Times New Roman" w:hAnsi="Times New Roman" w:cs="Times New Roman"/>
+          <w:sz w:val="24"/>
+        </w:rPr>
       </w:pPr>
       <w:r>
         <w:rPr>
@@ -618,10 +676,16 @@
       <w:pPr>
         <w:spacing w:after="123" w:line="249" w:lineRule="auto"/>
         <w:ind w:left="705"/>
-      </w:pPr>
-      <w:r>
-        <w:rPr>
+        <w:rPr>
+          <w:rFonts w:ascii="Times New Roman" w:hAnsi="Times New Roman" w:cs="Times New Roman"/>
+          <w:sz w:val="24"/>
+        </w:rPr>
+      </w:pPr>
+      <w:r>
+        <w:rPr>
+          <w:rFonts w:ascii="Times New Roman" w:hAnsi="Times New Roman" w:cs="Times New Roman"/>
           <w:noProof/>
+          <w:sz w:val="24"/>
         </w:rPr>
         <w:lastRenderedPageBreak/>
         <w:drawing>
@@ -668,7 +732,9 @@
       </w:r>
       <w:r>
         <w:rPr>
+          <w:rFonts w:ascii="Times New Roman" w:hAnsi="Times New Roman" w:cs="Times New Roman"/>
           <w:noProof/>
+          <w:sz w:val="24"/>
         </w:rPr>
         <w:drawing>
           <wp:inline distT="0" distB="0" distL="0" distR="0" wp14:anchorId="3B0DC27A" wp14:editId="6FB83A9D">
@@ -721,6 +787,10 @@
         </w:numPr>
         <w:spacing w:after="123" w:line="249" w:lineRule="auto"/>
         <w:ind w:hanging="360"/>
+        <w:rPr>
+          <w:rFonts w:ascii="Times New Roman" w:hAnsi="Times New Roman" w:cs="Times New Roman"/>
+          <w:sz w:val="24"/>
+        </w:rPr>
       </w:pPr>
       <w:r>
         <w:rPr>
@@ -729,6 +799,85 @@
           <w:sz w:val="24"/>
         </w:rPr>
         <w:t xml:space="preserve">Is there any trend that you observed in your experiments?  </w:t>
+      </w:r>
+    </w:p>
+    <w:p>
+      <w:pPr>
+        <w:spacing w:after="123" w:line="249" w:lineRule="auto"/>
+        <w:ind w:left="705"/>
+        <w:rPr>
+          <w:rFonts w:ascii="Times New Roman" w:hAnsi="Times New Roman" w:cs="Times New Roman"/>
+          <w:sz w:val="24"/>
+        </w:rPr>
+      </w:pPr>
+    </w:p>
+    <w:p>
+      <w:pPr>
+        <w:spacing w:after="123" w:line="249" w:lineRule="auto"/>
+        <w:ind w:left="705"/>
+        <w:rPr>
+          <w:rFonts w:ascii="Times New Roman" w:hAnsi="Times New Roman" w:cs="Times New Roman"/>
+          <w:sz w:val="24"/>
+        </w:rPr>
+      </w:pPr>
+      <w:r>
+        <w:rPr>
+          <w:rFonts w:ascii="Times New Roman" w:hAnsi="Times New Roman" w:cs="Times New Roman"/>
+          <w:sz w:val="24"/>
+        </w:rPr>
+        <w:t>Yes, there is trend demonstrating the trade-off between underfitting and overfitting.</w:t>
+      </w:r>
+    </w:p>
+    <w:p>
+      <w:pPr>
+        <w:spacing w:after="123" w:line="249" w:lineRule="auto"/>
+        <w:ind w:left="705"/>
+        <w:rPr>
+          <w:rFonts w:ascii="Times New Roman" w:hAnsi="Times New Roman" w:cs="Times New Roman"/>
+          <w:sz w:val="24"/>
+        </w:rPr>
+      </w:pPr>
+      <w:r>
+        <w:rPr>
+          <w:rFonts w:ascii="Times New Roman" w:hAnsi="Times New Roman" w:cs="Times New Roman"/>
+          <w:sz w:val="24"/>
+        </w:rPr>
+        <w:lastRenderedPageBreak/>
+        <w:t>Underfitting (High Bias): When the Box Constraint is too low (C=0.1), the model allows too much error margin. It achieves an 83.5% accuracy simply by guessing "Class 0" for every single row, completely failing to identify any Class 1 bacteria (Class 1 Recall = 0).</w:t>
+      </w:r>
+    </w:p>
+    <w:p>
+      <w:pPr>
+        <w:spacing w:after="123" w:line="249" w:lineRule="auto"/>
+        <w:ind w:left="705"/>
+        <w:rPr>
+          <w:rFonts w:ascii="Times New Roman" w:hAnsi="Times New Roman" w:cs="Times New Roman"/>
+          <w:sz w:val="24"/>
+        </w:rPr>
+      </w:pPr>
+      <w:r>
+        <w:rPr>
+          <w:rFonts w:ascii="Times New Roman" w:hAnsi="Times New Roman" w:cs="Times New Roman"/>
+          <w:sz w:val="24"/>
+        </w:rPr>
+        <w:t xml:space="preserve">Overfitting (High Variance): When C and Gamma are very high (C=100, Gamma=10), the accuracy and recall artificially hit exactly 100%. This is a bad model because it has perfectly memorized the training noise rather than learning the actual pattern. </w:t>
+      </w:r>
+    </w:p>
+    <w:p>
+      <w:pPr>
+        <w:spacing w:after="123" w:line="249" w:lineRule="auto"/>
+        <w:ind w:left="705"/>
+        <w:rPr>
+          <w:rFonts w:ascii="Times New Roman" w:hAnsi="Times New Roman" w:cs="Times New Roman"/>
+          <w:sz w:val="24"/>
+        </w:rPr>
+      </w:pPr>
+      <w:r>
+        <w:rPr>
+          <w:rFonts w:ascii="Times New Roman" w:hAnsi="Times New Roman" w:cs="Times New Roman"/>
+          <w:sz w:val="24"/>
+        </w:rPr>
+        <w:t>The Optimal Trend: The model finds the correct balance at C=10 and Gamma=0.1. Here, it learns the pattern of the interesting minority class (Class 1 F1-Score = 0.8497) without memorizing the noise.</w:t>
       </w:r>
     </w:p>
     <w:p>
@@ -739,6 +888,10 @@
         </w:numPr>
         <w:spacing w:after="123" w:line="249" w:lineRule="auto"/>
         <w:ind w:hanging="360"/>
+        <w:rPr>
+          <w:rFonts w:ascii="Times New Roman" w:hAnsi="Times New Roman" w:cs="Times New Roman"/>
+          <w:sz w:val="24"/>
+        </w:rPr>
       </w:pPr>
       <w:r>
         <w:rPr>
@@ -756,6 +909,133 @@
           <w:sz w:val="24"/>
         </w:rPr>
         <w:t xml:space="preserve">: plotting a graph with clear legends and tick labels to illustrate the trend will be very helpful. </w:t>
+      </w:r>
+      <w:r>
+        <w:rPr>
+          <w:rFonts w:ascii="Times New Roman" w:eastAsia="Times New Roman" w:hAnsi="Times New Roman" w:cs="Times New Roman"/>
+          <w:color w:val="323232"/>
+          <w:sz w:val="24"/>
+        </w:rPr>
+        <w:t xml:space="preserve">Below image if of the trend plot. </w:t>
+      </w:r>
+      <w:r>
+        <w:rPr>
+          <w:rFonts w:ascii="Times New Roman" w:hAnsi="Times New Roman" w:cs="Times New Roman"/>
+          <w:noProof/>
+          <w:sz w:val="24"/>
+        </w:rPr>
+        <w:drawing>
+          <wp:inline distT="0" distB="0" distL="0" distR="0" wp14:anchorId="0F7BCAA6" wp14:editId="0F061FFE">
+            <wp:extent cx="5487670" cy="3395980"/>
+            <wp:effectExtent l="0" t="0" r="0" b="0"/>
+            <wp:docPr id="1639075916" name="Picture 6"/>
+            <wp:cNvGraphicFramePr>
+              <a:graphicFrameLocks xmlns:a="http://schemas.openxmlformats.org/drawingml/2006/main" noChangeAspect="1"/>
+            </wp:cNvGraphicFramePr>
+            <a:graphic xmlns:a="http://schemas.openxmlformats.org/drawingml/2006/main">
+              <a:graphicData uri="http://schemas.openxmlformats.org/drawingml/2006/picture">
+                <pic:pic xmlns:pic="http://schemas.openxmlformats.org/drawingml/2006/picture">
+                  <pic:nvPicPr>
+                    <pic:cNvPr id="1639075916" name="Picture 1639075916"/>
+                    <pic:cNvPicPr/>
+                  </pic:nvPicPr>
+                  <pic:blipFill>
+                    <a:blip r:embed="rId10" cstate="print">
+                      <a:extLst>
+                        <a:ext uri="{28A0092B-C50C-407E-A947-70E740481C1C}">
+                          <a14:useLocalDpi xmlns:a14="http://schemas.microsoft.com/office/drawing/2010/main" val="0"/>
+                        </a:ext>
+                      </a:extLst>
+                    </a:blip>
+                    <a:stretch>
+                      <a:fillRect/>
+                    </a:stretch>
+                  </pic:blipFill>
+                  <pic:spPr>
+                    <a:xfrm>
+                      <a:off x="0" y="0"/>
+                      <a:ext cx="5487670" cy="3395980"/>
+                    </a:xfrm>
+                    <a:prstGeom prst="rect">
+                      <a:avLst/>
+                    </a:prstGeom>
+                  </pic:spPr>
+                </pic:pic>
+              </a:graphicData>
+            </a:graphic>
+          </wp:inline>
+        </w:drawing>
+      </w:r>
+    </w:p>
+    <w:p>
+      <w:pPr>
+        <w:spacing w:after="123" w:line="249" w:lineRule="auto"/>
+        <w:ind w:left="705"/>
+        <w:rPr>
+          <w:rFonts w:ascii="Times New Roman" w:hAnsi="Times New Roman" w:cs="Times New Roman"/>
+          <w:sz w:val="24"/>
+        </w:rPr>
+      </w:pPr>
+      <w:r>
+        <w:rPr>
+          <w:rFonts w:ascii="Times New Roman" w:eastAsiaTheme="minorEastAsia" w:hAnsi="Times New Roman" w:cs="Times New Roman"/>
+          <w:color w:val="auto"/>
+          <w:kern w:val="0"/>
+          <w:sz w:val="24"/>
+        </w:rPr>
+        <w:t>graph visualizes the rapid shift from underfitting to overfitting across the hyperparameter grid</w:t>
+      </w:r>
+    </w:p>
+    <w:p>
+      <w:pPr>
+        <w:spacing w:after="123" w:line="249" w:lineRule="auto"/>
+        <w:ind w:left="705"/>
+        <w:rPr>
+          <w:rFonts w:ascii="Times New Roman" w:hAnsi="Times New Roman" w:cs="Times New Roman"/>
+          <w:sz w:val="24"/>
+        </w:rPr>
+      </w:pPr>
+      <w:r>
+        <w:rPr>
+          <w:rFonts w:ascii="Times New Roman" w:hAnsi="Times New Roman" w:cs="Times New Roman"/>
+          <w:sz w:val="24"/>
+        </w:rPr>
+        <w:lastRenderedPageBreak/>
+        <w:drawing>
+          <wp:inline distT="0" distB="0" distL="0" distR="0" wp14:anchorId="70301323" wp14:editId="7F5B277D">
+            <wp:extent cx="5372100" cy="3492500"/>
+            <wp:effectExtent l="0" t="0" r="0" b="0"/>
+            <wp:docPr id="1804958370" name="Picture 1"/>
+            <wp:cNvGraphicFramePr>
+              <a:graphicFrameLocks xmlns:a="http://schemas.openxmlformats.org/drawingml/2006/main" noChangeAspect="1"/>
+            </wp:cNvGraphicFramePr>
+            <a:graphic xmlns:a="http://schemas.openxmlformats.org/drawingml/2006/main">
+              <a:graphicData uri="http://schemas.openxmlformats.org/drawingml/2006/picture">
+                <pic:pic xmlns:pic="http://schemas.openxmlformats.org/drawingml/2006/picture">
+                  <pic:nvPicPr>
+                    <pic:cNvPr id="1804958370" name=""/>
+                    <pic:cNvPicPr/>
+                  </pic:nvPicPr>
+                  <pic:blipFill>
+                    <a:blip r:embed="rId11"/>
+                    <a:stretch>
+                      <a:fillRect/>
+                    </a:stretch>
+                  </pic:blipFill>
+                  <pic:spPr>
+                    <a:xfrm>
+                      <a:off x="0" y="0"/>
+                      <a:ext cx="5372100" cy="3492500"/>
+                    </a:xfrm>
+                    <a:prstGeom prst="rect">
+                      <a:avLst/>
+                    </a:prstGeom>
+                  </pic:spPr>
+                </pic:pic>
+              </a:graphicData>
+            </a:graphic>
+          </wp:inline>
+        </w:drawing>
       </w:r>
     </w:p>
     <w:p>
@@ -766,6 +1046,10 @@
         </w:numPr>
         <w:spacing w:after="0" w:line="249" w:lineRule="auto"/>
         <w:ind w:hanging="360"/>
+        <w:rPr>
+          <w:rFonts w:ascii="Times New Roman" w:hAnsi="Times New Roman" w:cs="Times New Roman"/>
+          <w:sz w:val="24"/>
+        </w:rPr>
       </w:pPr>
       <w:r>
         <w:rPr>
@@ -812,10 +1096,114 @@
         </w:rPr>
         <w:t xml:space="preserve"> of your experiments. </w:t>
       </w:r>
+      <w:r>
+        <w:rPr>
+          <w:rFonts w:ascii="Times New Roman" w:hAnsi="Times New Roman" w:cs="Times New Roman"/>
+          <w:noProof/>
+          <w:sz w:val="24"/>
+        </w:rPr>
+        <w:drawing>
+          <wp:inline distT="0" distB="0" distL="0" distR="0" wp14:anchorId="46DF3C8A" wp14:editId="74EA8E64">
+            <wp:extent cx="5487670" cy="5310505"/>
+            <wp:effectExtent l="0" t="0" r="0" b="0"/>
+            <wp:docPr id="1034887820" name="Picture 7"/>
+            <wp:cNvGraphicFramePr>
+              <a:graphicFrameLocks xmlns:a="http://schemas.openxmlformats.org/drawingml/2006/main" noChangeAspect="1"/>
+            </wp:cNvGraphicFramePr>
+            <a:graphic xmlns:a="http://schemas.openxmlformats.org/drawingml/2006/main">
+              <a:graphicData uri="http://schemas.openxmlformats.org/drawingml/2006/picture">
+                <pic:pic xmlns:pic="http://schemas.openxmlformats.org/drawingml/2006/picture">
+                  <pic:nvPicPr>
+                    <pic:cNvPr id="1034887820" name="Picture 1034887820"/>
+                    <pic:cNvPicPr/>
+                  </pic:nvPicPr>
+                  <pic:blipFill>
+                    <a:blip r:embed="rId12" cstate="print">
+                      <a:extLst>
+                        <a:ext uri="{28A0092B-C50C-407E-A947-70E740481C1C}">
+                          <a14:useLocalDpi xmlns:a14="http://schemas.microsoft.com/office/drawing/2010/main" val="0"/>
+                        </a:ext>
+                      </a:extLst>
+                    </a:blip>
+                    <a:stretch>
+                      <a:fillRect/>
+                    </a:stretch>
+                  </pic:blipFill>
+                  <pic:spPr>
+                    <a:xfrm>
+                      <a:off x="0" y="0"/>
+                      <a:ext cx="5487670" cy="5310505"/>
+                    </a:xfrm>
+                    <a:prstGeom prst="rect">
+                      <a:avLst/>
+                    </a:prstGeom>
+                  </pic:spPr>
+                </pic:pic>
+              </a:graphicData>
+            </a:graphic>
+          </wp:inline>
+        </w:drawing>
+      </w:r>
+    </w:p>
+    <w:p>
+      <w:pPr>
+        <w:spacing w:after="0" w:line="249" w:lineRule="auto"/>
+        <w:ind w:left="705"/>
+        <w:rPr>
+          <w:rFonts w:ascii="Times New Roman" w:hAnsi="Times New Roman" w:cs="Times New Roman"/>
+          <w:sz w:val="24"/>
+        </w:rPr>
+      </w:pPr>
+      <w:r>
+        <w:rPr>
+          <w:rFonts w:ascii="Times New Roman" w:hAnsi="Times New Roman" w:cs="Times New Roman"/>
+          <w:sz w:val="24"/>
+        </w:rPr>
+        <w:lastRenderedPageBreak/>
+        <w:drawing>
+          <wp:inline distT="0" distB="0" distL="0" distR="0" wp14:anchorId="26856421" wp14:editId="665F1509">
+            <wp:extent cx="5435600" cy="3454400"/>
+            <wp:effectExtent l="0" t="0" r="0" b="0"/>
+            <wp:docPr id="659196720" name="Picture 1"/>
+            <wp:cNvGraphicFramePr>
+              <a:graphicFrameLocks xmlns:a="http://schemas.openxmlformats.org/drawingml/2006/main" noChangeAspect="1"/>
+            </wp:cNvGraphicFramePr>
+            <a:graphic xmlns:a="http://schemas.openxmlformats.org/drawingml/2006/main">
+              <a:graphicData uri="http://schemas.openxmlformats.org/drawingml/2006/picture">
+                <pic:pic xmlns:pic="http://schemas.openxmlformats.org/drawingml/2006/picture">
+                  <pic:nvPicPr>
+                    <pic:cNvPr id="659196720" name=""/>
+                    <pic:cNvPicPr/>
+                  </pic:nvPicPr>
+                  <pic:blipFill>
+                    <a:blip r:embed="rId13"/>
+                    <a:stretch>
+                      <a:fillRect/>
+                    </a:stretch>
+                  </pic:blipFill>
+                  <pic:spPr>
+                    <a:xfrm>
+                      <a:off x="0" y="0"/>
+                      <a:ext cx="5435600" cy="3454400"/>
+                    </a:xfrm>
+                    <a:prstGeom prst="rect">
+                      <a:avLst/>
+                    </a:prstGeom>
+                  </pic:spPr>
+                </pic:pic>
+              </a:graphicData>
+            </a:graphic>
+          </wp:inline>
+        </w:drawing>
+      </w:r>
     </w:p>
     <w:p>
       <w:pPr>
         <w:spacing w:after="91"/>
+        <w:rPr>
+          <w:rFonts w:ascii="Times New Roman" w:hAnsi="Times New Roman" w:cs="Times New Roman"/>
+          <w:sz w:val="24"/>
+        </w:rPr>
       </w:pPr>
       <w:r>
         <w:rPr>
@@ -829,13 +1217,17 @@
     <w:p>
       <w:pPr>
         <w:spacing w:after="44"/>
+        <w:rPr>
+          <w:rFonts w:ascii="Times New Roman" w:hAnsi="Times New Roman" w:cs="Times New Roman"/>
+          <w:sz w:val="24"/>
+        </w:rPr>
       </w:pPr>
       <w:r>
         <w:rPr>
           <w:rFonts w:ascii="Times New Roman" w:eastAsia="Times New Roman" w:hAnsi="Times New Roman" w:cs="Times New Roman"/>
           <w:b/>
           <w:color w:val="FF0000"/>
-          <w:sz w:val="36"/>
+          <w:sz w:val="24"/>
           <w:u w:val="single" w:color="FF0000"/>
           <w:shd w:val="clear" w:color="auto" w:fill="FFFF00"/>
         </w:rPr>
@@ -846,7 +1238,7 @@
           <w:rFonts w:ascii="Times New Roman" w:eastAsia="Times New Roman" w:hAnsi="Times New Roman" w:cs="Times New Roman"/>
           <w:b/>
           <w:color w:val="FF0000"/>
-          <w:sz w:val="36"/>
+          <w:sz w:val="24"/>
         </w:rPr>
         <w:t xml:space="preserve"> </w:t>
       </w:r>
@@ -860,6 +1252,10 @@
         <w:spacing w:after="193" w:line="239" w:lineRule="auto"/>
         <w:ind w:right="-13" w:hanging="360"/>
         <w:jc w:val="both"/>
+        <w:rPr>
+          <w:rFonts w:ascii="Times New Roman" w:hAnsi="Times New Roman" w:cs="Times New Roman"/>
+          <w:sz w:val="24"/>
+        </w:rPr>
       </w:pPr>
       <w:r>
         <w:rPr>
@@ -894,6 +1290,10 @@
         <w:spacing w:after="193" w:line="239" w:lineRule="auto"/>
         <w:ind w:right="-13" w:hanging="360"/>
         <w:jc w:val="both"/>
+        <w:rPr>
+          <w:rFonts w:ascii="Times New Roman" w:hAnsi="Times New Roman" w:cs="Times New Roman"/>
+          <w:sz w:val="24"/>
+        </w:rPr>
       </w:pPr>
       <w:r>
         <w:rPr>
@@ -1028,6 +1428,10 @@
         <w:spacing w:after="193" w:line="239" w:lineRule="auto"/>
         <w:ind w:right="-13" w:hanging="360"/>
         <w:jc w:val="both"/>
+        <w:rPr>
+          <w:rFonts w:ascii="Times New Roman" w:hAnsi="Times New Roman" w:cs="Times New Roman"/>
+          <w:sz w:val="24"/>
+        </w:rPr>
       </w:pPr>
       <w:r>
         <w:rPr>
@@ -1078,6 +1482,10 @@
         <w:spacing w:after="193" w:line="239" w:lineRule="auto"/>
         <w:ind w:right="-13" w:hanging="360"/>
         <w:jc w:val="both"/>
+        <w:rPr>
+          <w:rFonts w:ascii="Times New Roman" w:hAnsi="Times New Roman" w:cs="Times New Roman"/>
+          <w:sz w:val="24"/>
+        </w:rPr>
       </w:pPr>
       <w:r>
         <w:rPr>
@@ -1113,6 +1521,10 @@
         <w:spacing w:after="802" w:line="239" w:lineRule="auto"/>
         <w:ind w:right="-13" w:hanging="360"/>
         <w:jc w:val="both"/>
+        <w:rPr>
+          <w:rFonts w:ascii="Times New Roman" w:hAnsi="Times New Roman" w:cs="Times New Roman"/>
+          <w:sz w:val="24"/>
+        </w:rPr>
       </w:pPr>
       <w:r>
         <w:rPr>
@@ -1129,18 +1541,22 @@
         </w:tabs>
         <w:spacing w:after="543" w:line="265" w:lineRule="auto"/>
         <w:ind w:left="-15"/>
-      </w:pPr>
-      <w:r>
-        <w:rPr>
-          <w:rFonts w:ascii="Times New Roman" w:eastAsia="Times New Roman" w:hAnsi="Times New Roman" w:cs="Times New Roman"/>
-          <w:sz w:val="20"/>
+        <w:rPr>
+          <w:rFonts w:ascii="Times New Roman" w:hAnsi="Times New Roman" w:cs="Times New Roman"/>
+          <w:sz w:val="24"/>
+        </w:rPr>
+      </w:pPr>
+      <w:r>
+        <w:rPr>
+          <w:rFonts w:ascii="Times New Roman" w:eastAsia="Times New Roman" w:hAnsi="Times New Roman" w:cs="Times New Roman"/>
+          <w:sz w:val="24"/>
         </w:rPr>
         <w:t xml:space="preserve">© Dr. Chih Lai University of St. Thomas </w:t>
       </w:r>
       <w:r>
         <w:rPr>
           <w:rFonts w:ascii="Times New Roman" w:eastAsia="Times New Roman" w:hAnsi="Times New Roman" w:cs="Times New Roman"/>
-          <w:sz w:val="20"/>
+          <w:sz w:val="24"/>
         </w:rPr>
         <w:tab/>
         <w:t xml:space="preserve"> </w:t>
